--- a/downloads/documents/04 Units/Unit 02 - Individual Growth and Life Readiness - Me, My Goals, My Money/Lesson 02.01 - Values and What Matters to Me.docx
+++ b/downloads/documents/04 Units/Unit 02 - Individual Growth and Life Readiness - Me, My Goals, My Money/Lesson 02.01 - Values and What Matters to Me.docx
@@ -336,7 +336,7 @@
         <w:t xml:space="preserve"> </w:t>
       </w:r>
       <w:r>
-        <w:t xml:space="preserve">Tier 3 (FACS): value, core values, standard, choice (in the sense of the decision model). See the unit vocabulary list for Turkish, Portuguese, and Spanish.</w:t>
+        <w:t xml:space="preserve">Tier 3 (FACS): value, core values, standard, choice (in the sense of the decision model). See the unit vocabulary list for the Spanish column.</w:t>
       </w:r>
     </w:p>
     <w:p>
@@ -1493,7 +1493,7 @@
         <w:pStyle w:val="Compact"/>
       </w:pPr>
       <w:r>
-        <w:t xml:space="preserve">ELL: every value card has a one-line definition in plain words, and the sort sheet has a word bank with Turkish, Portuguese, and Spanish for value, standard, choice, and the three pile names; sentence starters printed on the sheet (</w:t>
+        <w:t xml:space="preserve">ELL: every value card has a one-line definition in plain words, and the sort sheet has a word bank with Spanish for value, standard, choice, and the three pile names; sentence starters printed on the sheet (</w:t>
       </w:r>
       <w:r>
         <w:t xml:space="preserve">“</w:t>
